--- a/dist/exports/binomial-theorem_revision_notes.docx
+++ b/dist/exports/binomial-theorem_revision_notes.docx
@@ -189,7 +189,7 @@
                 <w:color w:val="2D3748"/>
                 <w:sz w:val="19"/>
               </w:rPr>
-              <w:t>Binomial Theorem - Core Application</w:t>
+              <w:t>General Term, Middle Term &amp; Greatest Term</w:t>
             </w:r>
           </w:p>
         </w:tc>
@@ -209,7 +209,7 @@
               <w:rPr>
                 <w:sz w:val="19"/>
               </w:rPr>
-              <w:t>160 PYQs</w:t>
+              <w:t>107 PYQs</w:t>
             </w:r>
           </w:p>
         </w:tc>
@@ -230,7 +230,94 @@
                 <w:color w:val="718096"/>
                 <w:sz w:val="19"/>
               </w:rPr>
-              <w:t>General Concept</w:t>
+              <w:t>Expansion Terms</w:t>
+            </w:r>
+          </w:p>
+        </w:tc>
+      </w:tr>
+      <w:tr>
+        <w:tc>
+          <w:tcPr>
+            <w:tcW w:type="dxa" w:w="2160"/>
+            <w:shd w:fill="FFFFFF"/>
+            <w:tcMar>
+              <w:top w:w="80" w:type="dxa"/>
+              <w:bottom w:w="80" w:type="dxa"/>
+              <w:left w:w="150" w:type="dxa"/>
+              <w:right w:w="150" w:type="dxa"/>
+            </w:tcMar>
+          </w:tcPr>
+          <w:p>
+            <w:r>
+              <w:rPr>
+                <w:b/>
+                <w:color w:val="C53030"/>
+                <w:sz w:val="19"/>
+              </w:rPr>
+              <w:t>Very High</w:t>
+            </w:r>
+          </w:p>
+        </w:tc>
+        <w:tc>
+          <w:tcPr>
+            <w:tcW w:type="dxa" w:w="4320"/>
+            <w:shd w:fill="FFFFFF"/>
+            <w:tcMar>
+              <w:top w:w="80" w:type="dxa"/>
+              <w:bottom w:w="80" w:type="dxa"/>
+              <w:left w:w="150" w:type="dxa"/>
+              <w:right w:w="150" w:type="dxa"/>
+            </w:tcMar>
+          </w:tcPr>
+          <w:p>
+            <w:r>
+              <w:rPr>
+                <w:b/>
+                <w:color w:val="2D3748"/>
+                <w:sz w:val="19"/>
+              </w:rPr>
+              <w:t>Properties &amp; Series Sum of Binomial Coefficients</w:t>
+            </w:r>
+          </w:p>
+        </w:tc>
+        <w:tc>
+          <w:tcPr>
+            <w:tcW w:type="dxa" w:w="1728"/>
+            <w:shd w:fill="FFFFFF"/>
+            <w:tcMar>
+              <w:top w:w="80" w:type="dxa"/>
+              <w:bottom w:w="80" w:type="dxa"/>
+              <w:left w:w="150" w:type="dxa"/>
+              <w:right w:w="150" w:type="dxa"/>
+            </w:tcMar>
+          </w:tcPr>
+          <w:p>
+            <w:r>
+              <w:rPr>
+                <w:sz w:val="19"/>
+              </w:rPr>
+              <w:t>56 PYQs</w:t>
+            </w:r>
+          </w:p>
+        </w:tc>
+        <w:tc>
+          <w:tcPr>
+            <w:tcW w:type="dxa" w:w="1872"/>
+            <w:shd w:fill="FFFFFF"/>
+            <w:tcMar>
+              <w:top w:w="80" w:type="dxa"/>
+              <w:bottom w:w="80" w:type="dxa"/>
+              <w:left w:w="150" w:type="dxa"/>
+              <w:right w:w="150" w:type="dxa"/>
+            </w:tcMar>
+          </w:tcPr>
+          <w:p>
+            <w:r>
+              <w:rPr>
+                <w:color w:val="718096"/>
+                <w:sz w:val="19"/>
+              </w:rPr>
+              <w:t>Coefficient Identities</w:t>
             </w:r>
           </w:p>
         </w:tc>
@@ -311,6 +398,98 @@
           </w:p>
         </w:tc>
       </w:tr>
+      <w:tr>
+        <w:tc>
+          <w:tcPr>
+            <w:tcW w:type="dxa" w:w="3600"/>
+            <w:shd w:fill="F7FAFC"/>
+            <w:tcMar>
+              <w:top w:w="100" w:type="dxa"/>
+              <w:bottom w:w="100" w:type="dxa"/>
+              <w:left w:w="150" w:type="dxa"/>
+              <w:right w:w="150" w:type="dxa"/>
+            </w:tcMar>
+          </w:tcPr>
+          <w:p>
+            <w:r>
+              <w:rPr>
+                <w:b/>
+                <w:color w:val="1A365D"/>
+                <w:sz w:val="19"/>
+              </w:rPr>
+              <w:t>General Term, Middle Term &amp; Greatest Term</w:t>
+            </w:r>
+          </w:p>
+        </w:tc>
+        <w:tc>
+          <w:tcPr>
+            <w:tcW w:type="dxa" w:w="6480"/>
+            <w:shd w:fill="F7FAFC"/>
+            <w:tcMar>
+              <w:top w:w="100" w:type="dxa"/>
+              <w:bottom w:w="100" w:type="dxa"/>
+              <w:left w:w="150" w:type="dxa"/>
+              <w:right w:w="150" w:type="dxa"/>
+            </w:tcMar>
+          </w:tcPr>
+          <w:p>
+            <w:r>
+              <w:rPr>
+                <w:rFonts w:ascii="Cambria Math" w:hAnsi="Cambria Math"/>
+                <w:color w:val="2D3748"/>
+                <w:sz w:val="19"/>
+              </w:rPr>
+              <w:t>(a + b)^n = \Sigma_{r=0}^n {^n C_r} a^{n-r} b^r, \quad T_{r+1} = {^n C_r} a^{n-r} b^r, \quad \text{Middle: } T_{\frac{n}{2} + 1} \text{ (if } n \text{ is even)}</w:t>
+            </w:r>
+          </w:p>
+        </w:tc>
+      </w:tr>
+      <w:tr>
+        <w:tc>
+          <w:tcPr>
+            <w:tcW w:type="dxa" w:w="3600"/>
+            <w:shd w:fill="FFFFFF"/>
+            <w:tcMar>
+              <w:top w:w="100" w:type="dxa"/>
+              <w:bottom w:w="100" w:type="dxa"/>
+              <w:left w:w="150" w:type="dxa"/>
+              <w:right w:w="150" w:type="dxa"/>
+            </w:tcMar>
+          </w:tcPr>
+          <w:p>
+            <w:r>
+              <w:rPr>
+                <w:b/>
+                <w:color w:val="1A365D"/>
+                <w:sz w:val="19"/>
+              </w:rPr>
+              <w:t>Properties &amp; Series Sum of Binomial Coefficients</w:t>
+            </w:r>
+          </w:p>
+        </w:tc>
+        <w:tc>
+          <w:tcPr>
+            <w:tcW w:type="dxa" w:w="6480"/>
+            <w:shd w:fill="FFFFFF"/>
+            <w:tcMar>
+              <w:top w:w="100" w:type="dxa"/>
+              <w:bottom w:w="100" w:type="dxa"/>
+              <w:left w:w="150" w:type="dxa"/>
+              <w:right w:w="150" w:type="dxa"/>
+            </w:tcMar>
+          </w:tcPr>
+          <w:p>
+            <w:r>
+              <w:rPr>
+                <w:rFonts w:ascii="Cambria Math" w:hAnsi="Cambria Math"/>
+                <w:color w:val="2D3748"/>
+                <w:sz w:val="19"/>
+              </w:rPr>
+              <w:t>\Sigma_{r=0}^n {^n C_r} = 2^n, \quad C_0 - C_1 + C_2 - \dots = 0, \quad \Sigma_{r=1}^n r {^n C_r} = n 2^{n-1}, \quad \Sigma_{r=0}^n ({^n C_r})^2 = {^{2n} C_n}</w:t>
+            </w:r>
+          </w:p>
+        </w:tc>
+      </w:tr>
     </w:tbl>
     <w:p>
       <w:pPr>
@@ -338,7 +517,7 @@
           <w:color w:val="2B6CB0"/>
           <w:sz w:val="24"/>
         </w:rPr>
-        <w:t>3.1 Binomial Theorem - Core Application (Very High Yield — 160 PYQs)</w:t>
+        <w:t>3.1 General Term, Middle Term &amp; Greatest Term (Very High Yield — 107 PYQs)</w:t>
       </w:r>
     </w:p>
     <w:p>
@@ -353,7 +532,7 @@
         <w:rPr>
           <w:sz w:val="20"/>
         </w:rPr>
-        <w:t>Key problem pattern in Binomial Theorem.</w:t>
+        <w:t>Expansion of (x + a)^n, formula for general (r+1)^th term, finding term independent of x, and middle term determination.</w:t>
       </w:r>
     </w:p>
     <w:tbl>
@@ -391,7 +570,7 @@
                 <w:color w:val="2D3748"/>
                 <w:sz w:val="19"/>
               </w:rPr>
-              <w:t>Watch for algebraic and sign errors.</w:t>
+              <w:t>In (a + b)^n, total number of terms is n + 1. If n is odd, there are TWO middle terms: (n+1 / 2)^th and (n+3 / 2)^th.</w:t>
             </w:r>
           </w:p>
         </w:tc>
@@ -432,7 +611,215 @@
                 <w:color w:val="2D3748"/>
                 <w:sz w:val="19"/>
               </w:rPr>
-              <w:t>Verify dimensions and boundary conditions.</w:t>
+              <w:t>In expansion of (ax^p + bx^-q)^n, the term independent of x occurs at index r = (n p / p + q) (provided r is an integer).</w:t>
+            </w:r>
+          </w:p>
+        </w:tc>
+      </w:tr>
+    </w:tbl>
+    <w:p>
+      <w:pPr>
+        <w:spacing w:before="120" w:after="40"/>
+      </w:pPr>
+      <w:r>
+        <w:rPr>
+          <w:b/>
+          <w:color w:val="1A365D"/>
+          <w:sz w:val="19"/>
+        </w:rPr>
+        <w:t>Source PYQs testing this concept:</w:t>
+      </w:r>
+    </w:p>
+    <w:p>
+      <w:pPr>
+        <w:pStyle w:val="ListBullet"/>
+        <w:spacing w:after="40"/>
+      </w:pPr>
+      <w:r>
+        <w:rPr>
+          <w:b/>
+          <w:sz w:val="18"/>
+        </w:rPr>
+        <w:t xml:space="preserve">[2026 Morning Shift] Q#1 (MCQ): </w:t>
+      </w:r>
+      <w:r>
+        <w:rPr>
+          <w:sz w:val="18"/>
+        </w:rPr>
+        <w:t xml:space="preserve">"Let the smallest value of k ∈ ℕ , for which the coefficient of x^3 in $(1+x)^{3}+(1+x)^{4}+(1+x)^{5}+\dots+(1+x)^{99}+(1+kx)^{100},x..."  </w:t>
+      </w:r>
+      <w:r>
+        <w:rPr>
+          <w:b/>
+          <w:color w:val="2B6CB0"/>
+          <w:sz w:val="18"/>
+        </w:rPr>
+        <w:t>[Ans: B]</w:t>
+      </w:r>
+    </w:p>
+    <w:p>
+      <w:pPr>
+        <w:pStyle w:val="ListBullet"/>
+        <w:spacing w:after="40"/>
+      </w:pPr>
+      <w:r>
+        <w:rPr>
+          <w:b/>
+          <w:sz w:val="18"/>
+        </w:rPr>
+        <w:t xml:space="preserve">[2026 Morning Shift] Q#1 (MCQ): </w:t>
+      </w:r>
+      <w:r>
+        <w:rPr>
+          <w:sz w:val="18"/>
+        </w:rPr>
+        <w:t xml:space="preserve">"The coefficient of x^48 in (1+x)+2(1+x)^2+3(1+x)^3+...+100(1+x)^100 is equal to..."  </w:t>
+      </w:r>
+      <w:r>
+        <w:rPr>
+          <w:b/>
+          <w:color w:val="2B6CB0"/>
+          <w:sz w:val="18"/>
+        </w:rPr>
+        <w:t>[Ans: N/A]</w:t>
+      </w:r>
+    </w:p>
+    <w:p>
+      <w:pPr>
+        <w:pStyle w:val="ListBullet"/>
+        <w:spacing w:after="40"/>
+      </w:pPr>
+      <w:r>
+        <w:rPr>
+          <w:b/>
+          <w:sz w:val="18"/>
+        </w:rPr>
+        <w:t xml:space="preserve">[2026 Morning Shift] Q#2 (MCQ): </w:t>
+      </w:r>
+      <w:r>
+        <w:rPr>
+          <w:sz w:val="18"/>
+        </w:rPr>
+        <w:t xml:space="preserve">"If the coefficients of the middle terms in the binomial expansions of (1+α x)^26 and (1-α x)^28,α ≠ 0 , are equal, ..."  </w:t>
+      </w:r>
+      <w:r>
+        <w:rPr>
+          <w:b/>
+          <w:color w:val="2B6CB0"/>
+          <w:sz w:val="18"/>
+        </w:rPr>
+        <w:t>[Ans: D]</w:t>
+      </w:r>
+    </w:p>
+    <w:p>
+      <w:pPr>
+        <w:spacing w:after="120"/>
+      </w:pPr>
+    </w:p>
+    <w:p>
+      <w:pPr>
+        <w:pStyle w:val="Heading2"/>
+      </w:pPr>
+      <w:r>
+        <w:rPr>
+          <w:color w:val="2B6CB0"/>
+          <w:sz w:val="24"/>
+        </w:rPr>
+        <w:t>3.2 Properties &amp; Series Sum of Binomial Coefficients (Very High Yield — 56 PYQs)</w:t>
+      </w:r>
+    </w:p>
+    <w:p>
+      <w:r>
+        <w:rPr>
+          <w:b/>
+          <w:sz w:val="20"/>
+        </w:rPr>
+        <w:t xml:space="preserve">Core Principle: </w:t>
+      </w:r>
+      <w:r>
+        <w:rPr>
+          <w:sz w:val="20"/>
+        </w:rPr>
+        <w:t>Combinatorial identities, summing coefficient series via differentiation and integration of (1+x)^n.</w:t>
+      </w:r>
+    </w:p>
+    <w:tbl>
+      <w:tblPr>
+        <w:tblW w:type="auto" w:w="0"/>
+        <w:jc w:val="center"/>
+        <w:tblLook w:firstColumn="1" w:firstRow="1" w:lastColumn="0" w:lastRow="0" w:noHBand="0" w:noVBand="1" w:val="04A0"/>
+      </w:tblPr>
+      <w:tblGrid>
+        <w:gridCol w:w="10080"/>
+      </w:tblGrid>
+      <w:tr>
+        <w:tc>
+          <w:tcPr>
+            <w:tcW w:type="dxa" w:w="10080"/>
+            <w:shd w:fill="FFF5F5"/>
+            <w:tcMar>
+              <w:top w:w="100" w:type="dxa"/>
+              <w:bottom w:w="100" w:type="dxa"/>
+              <w:left w:w="150" w:type="dxa"/>
+              <w:right w:w="150" w:type="dxa"/>
+            </w:tcMar>
+          </w:tcPr>
+          <w:p>
+            <w:r>
+              <w:rPr>
+                <w:b/>
+                <w:color w:val="C53030"/>
+                <w:sz w:val="19"/>
+              </w:rPr>
+              <w:t xml:space="preserve">⚠️ Common Trap / JEE Pitfall: </w:t>
+            </w:r>
+            <w:r>
+              <w:rPr>
+                <w:color w:val="2D3748"/>
+                <w:sz w:val="19"/>
+              </w:rPr>
+              <w:t>To find the sum of all coefficients of a polynomial expansion P(x), simply substitute x = 1.</w:t>
+            </w:r>
+          </w:p>
+        </w:tc>
+      </w:tr>
+    </w:tbl>
+    <w:tbl>
+      <w:tblPr>
+        <w:tblW w:type="auto" w:w="0"/>
+        <w:jc w:val="center"/>
+        <w:tblLook w:firstColumn="1" w:firstRow="1" w:lastColumn="0" w:lastRow="0" w:noHBand="0" w:noVBand="1" w:val="04A0"/>
+      </w:tblPr>
+      <w:tblGrid>
+        <w:gridCol w:w="10080"/>
+      </w:tblGrid>
+      <w:tr>
+        <w:tc>
+          <w:tcPr>
+            <w:tcW w:type="dxa" w:w="10080"/>
+            <w:shd w:fill="F0FFF4"/>
+            <w:tcMar>
+              <w:top w:w="100" w:type="dxa"/>
+              <w:bottom w:w="100" w:type="dxa"/>
+              <w:left w:w="150" w:type="dxa"/>
+              <w:right w:w="150" w:type="dxa"/>
+            </w:tcMar>
+          </w:tcPr>
+          <w:p>
+            <w:r>
+              <w:rPr>
+                <w:b/>
+                <w:color w:val="276749"/>
+                <w:sz w:val="19"/>
+              </w:rPr>
+              <w:t xml:space="preserve">💡 Speed Hack / Trick: </w:t>
+            </w:r>
+            <w:r>
+              <w:rPr>
+                <w:color w:val="2D3748"/>
+                <w:sz w:val="19"/>
+              </w:rPr>
+              <w:t>Useful ratio identity: \frac^n C_r^n C_(r-1) = (n - r + 1 / r).</w:t>
             </w:r>
           </w:p>
         </w:tc>
@@ -494,7 +881,7 @@
         <w:rPr>
           <w:sz w:val="18"/>
         </w:rPr>
-        <w:t xml:space="preserve">"Let the smallest value of k ∈ ℕ , for which the coefficient of x^3 in $(1+x)^{3}+(1+x)^{4}+(1+x)^{5}+\dots+(1+x)^{99}+(1+kx)^{100},x..."  </w:t>
+        <w:t xml:space="preserve">"Let S=(1 / 25!)+(1 / 3!23!)+(1 / 5!21!)+... up to 13 terms. If 13S=\frac2^kn!,k ∈ N , then n+k is equal to..."  </w:t>
       </w:r>
       <w:r>
         <w:rPr>
@@ -502,7 +889,7 @@
           <w:color w:val="2B6CB0"/>
           <w:sz w:val="18"/>
         </w:rPr>
-        <w:t>[Ans: B]</w:t>
+        <w:t>[Ans: N/A]</w:t>
       </w:r>
     </w:p>
     <w:p>
@@ -515,13 +902,13 @@
           <w:b/>
           <w:sz w:val="18"/>
         </w:rPr>
-        <w:t xml:space="preserve">[2026 Morning Shift] Q#1 (MCQ): </w:t>
+        <w:t xml:space="preserve">[2026 Evening Shift] Q#2 (MCQ): </w:t>
       </w:r>
       <w:r>
         <w:rPr>
           <w:sz w:val="18"/>
         </w:rPr>
-        <w:t xml:space="preserve">"Let S=(1 / 25!)+(1 / 3!23!)+(1 / 5!21!)+... up to 13 terms. If 13S=\frac2^kn!,k ∈ N , then n+k is equal to..."  </w:t>
+        <w:t xml:space="preserve">"If for 3 ≤ r ≤ 30 , (^30C_(30-r))+3(^30C_(31-r))+3(^30C_(32-r))+(^30C_(33-r))=^mC_(r) , then m equals :..."  </w:t>
       </w:r>
       <w:r>
         <w:rPr>

--- a/dist/exports/binomial-theorem_revision_notes.docx
+++ b/dist/exports/binomial-theorem_revision_notes.docx
@@ -209,7 +209,7 @@
               <w:rPr>
                 <w:sz w:val="19"/>
               </w:rPr>
-              <w:t>107 PYQs</w:t>
+              <w:t>147 PYQs</w:t>
             </w:r>
           </w:p>
         </w:tc>
@@ -296,7 +296,7 @@
               <w:rPr>
                 <w:sz w:val="19"/>
               </w:rPr>
-              <w:t>56 PYQs</w:t>
+              <w:t>16 PYQs</w:t>
             </w:r>
           </w:p>
         </w:tc>
@@ -517,7 +517,7 @@
           <w:color w:val="2B6CB0"/>
           <w:sz w:val="24"/>
         </w:rPr>
-        <w:t>3.1 General Term, Middle Term &amp; Greatest Term (Very High Yield — 107 PYQs)</w:t>
+        <w:t>3.1 General Term, Middle Term &amp; Greatest Term (Very High Yield — 147 PYQs)</w:t>
       </w:r>
     </w:p>
     <w:p>
@@ -640,6 +640,33 @@
           <w:b/>
           <w:sz w:val="18"/>
         </w:rPr>
+        <w:t xml:space="preserve">[2026 Evening Shift] Q#1 (MCQ): </w:t>
+      </w:r>
+      <w:r>
+        <w:rPr>
+          <w:sz w:val="18"/>
+        </w:rPr>
+        <w:t xml:space="preserve">"If $26(\frac{2^{3}}{3}(^{12}C_{2})+\frac{2^{5}}{5}(^{12}C_{4})+\frac{2^{7}}{7}(^{12}C_{6})+\cdot s+\frac{2^{13}}{13}(^{12}C_{12}))=3^{13}-\a..."  </w:t>
+      </w:r>
+      <w:r>
+        <w:rPr>
+          <w:b/>
+          <w:color w:val="2B6CB0"/>
+          <w:sz w:val="18"/>
+        </w:rPr>
+        <w:t>[Ans: N/A]</w:t>
+      </w:r>
+    </w:p>
+    <w:p>
+      <w:pPr>
+        <w:pStyle w:val="ListBullet"/>
+        <w:spacing w:after="40"/>
+      </w:pPr>
+      <w:r>
+        <w:rPr>
+          <w:b/>
+          <w:sz w:val="18"/>
+        </w:rPr>
         <w:t xml:space="preserve">[2026 Morning Shift] Q#1 (MCQ): </w:t>
       </w:r>
       <w:r>
@@ -673,7 +700,7 @@
         <w:rPr>
           <w:sz w:val="18"/>
         </w:rPr>
-        <w:t xml:space="preserve">"The coefficient of x^48 in (1+x)+2(1+x)^2+3(1+x)^3+...+100(1+x)^100 is equal to..."  </w:t>
+        <w:t xml:space="preserve">"Let S=(1 / 25!)+(1 / 3!23!)+(1 / 5!21!)+... up to 13 terms. If 13S=\frac2^kn!,k ∈ N , then n+k is equal to..."  </w:t>
       </w:r>
       <w:r>
         <w:rPr>
@@ -682,33 +709,6 @@
           <w:sz w:val="18"/>
         </w:rPr>
         <w:t>[Ans: N/A]</w:t>
-      </w:r>
-    </w:p>
-    <w:p>
-      <w:pPr>
-        <w:pStyle w:val="ListBullet"/>
-        <w:spacing w:after="40"/>
-      </w:pPr>
-      <w:r>
-        <w:rPr>
-          <w:b/>
-          <w:sz w:val="18"/>
-        </w:rPr>
-        <w:t xml:space="preserve">[2026 Morning Shift] Q#2 (MCQ): </w:t>
-      </w:r>
-      <w:r>
-        <w:rPr>
-          <w:sz w:val="18"/>
-        </w:rPr>
-        <w:t xml:space="preserve">"If the coefficients of the middle terms in the binomial expansions of (1+α x)^26 and (1-α x)^28,α ≠ 0 , are equal, ..."  </w:t>
-      </w:r>
-      <w:r>
-        <w:rPr>
-          <w:b/>
-          <w:color w:val="2B6CB0"/>
-          <w:sz w:val="18"/>
-        </w:rPr>
-        <w:t>[Ans: D]</w:t>
       </w:r>
     </w:p>
     <w:p>
@@ -725,7 +725,7 @@
           <w:color w:val="2B6CB0"/>
           <w:sz w:val="24"/>
         </w:rPr>
-        <w:t>3.2 Properties &amp; Series Sum of Binomial Coefficients (Very High Yield — 56 PYQs)</w:t>
+        <w:t>3.2 Properties &amp; Series Sum of Binomial Coefficients (Very High Yield — 16 PYQs)</w:t>
       </w:r>
     </w:p>
     <w:p>
@@ -848,13 +848,13 @@
           <w:b/>
           <w:sz w:val="18"/>
         </w:rPr>
-        <w:t xml:space="preserve">[2026 Evening Shift] Q#1 (MCQ): </w:t>
+        <w:t xml:space="preserve">[2026 Evening Shift] Q#2 (MCQ): </w:t>
       </w:r>
       <w:r>
         <w:rPr>
           <w:sz w:val="18"/>
         </w:rPr>
-        <w:t xml:space="preserve">"If $26(\frac{2^{3}}{3}(^{12}C_{2})+\frac{2^{5}}{5}(^{12}C_{4})+\frac{2^{7}}{7}(^{12}C_{6})+\cdot s+\frac{2^{13}}{13}(^{12}C_{12}))=3^{13}-\a..."  </w:t>
+        <w:t xml:space="preserve">"If for 3 ≤ r ≤ 30 , (^30C_(30-r))+3(^30C_(31-r))+3(^30C_(32-r))+(^30C_(33-r))=^mC_(r) , then m equals :..."  </w:t>
       </w:r>
       <w:r>
         <w:rPr>
@@ -875,13 +875,13 @@
           <w:b/>
           <w:sz w:val="18"/>
         </w:rPr>
-        <w:t xml:space="preserve">[2026 Morning Shift] Q#1 (MCQ): </w:t>
+        <w:t xml:space="preserve">[2026 Evening Shift] Q#4 (MCQ): </w:t>
       </w:r>
       <w:r>
         <w:rPr>
           <w:sz w:val="18"/>
         </w:rPr>
-        <w:t xml:space="preserve">"Let S=(1 / 25!)+(1 / 3!23!)+(1 / 5!21!)+... up to 13 terms. If 13S=\frac2^kn!,k ∈ N , then n+k is equal to..."  </w:t>
+        <w:t xml:space="preserve">"The sum of the coefficients of x^499 and x^500 in (1+x)^1000+x(1+x)^999+x^2(1+x)^998+...+x^1000 is :..."  </w:t>
       </w:r>
       <w:r>
         <w:rPr>
@@ -902,13 +902,13 @@
           <w:b/>
           <w:sz w:val="18"/>
         </w:rPr>
-        <w:t xml:space="preserve">[2026 Evening Shift] Q#2 (MCQ): </w:t>
+        <w:t xml:space="preserve">[2025 Evening Shift] Q#2 (MCQ): </w:t>
       </w:r>
       <w:r>
         <w:rPr>
           <w:sz w:val="18"/>
         </w:rPr>
-        <w:t xml:space="preserve">"If for 3 ≤ r ≤ 30 , (^30C_(30-r))+3(^30C_(31-r))+3(^30C_(32-r))+(^30C_(33-r))=^mC_(r) , then m equals :..."  </w:t>
+        <w:t xml:space="preserve">"If∑_(r=0)^10(\frac10^r+1-110^r).^11C_(r+1)=\frac_(α)11-11^1110^10,tℎenα isequalto:..."  </w:t>
       </w:r>
       <w:r>
         <w:rPr>
